--- a/tracked_scripts/u1/m2/synthesis/Module 2 - Teacher Reviewed Script (comparison reference).docx
+++ b/tracked_scripts/u1/m2/synthesis/Module 2 - Teacher Reviewed Script (comparison reference).docx
@@ -113,6 +113,48 @@
           <w:i w:val="0"/>
         </w:rPr>
         <w:t>• 1.4.3 Can't Create Fractional Symbols (TERTIARY) — Misconception #3</w:t>
+      </w:r>
+    </w:p>
+    <w:p>
+      <w:pPr>
+        <w:spacing w:before="120" w:after="40"/>
+      </w:pPr>
+      <w:r>
+        <w:rPr>
+          <w:rFonts w:ascii="Calibri" w:hAnsi="Calibri"/>
+          <w:b/>
+          <w:i w:val="0"/>
+        </w:rPr>
+        <w:t xml:space="preserve">Building From: </w:t>
+      </w:r>
+      <w:r>
+        <w:rPr>
+          <w:rFonts w:ascii="Calibri" w:hAnsi="Calibri"/>
+          <w:b w:val="0"/>
+          <w:i w:val="0"/>
+        </w:rPr>
+        <w:t>Students read picture graphs and bar graphs with 1:1 scale. They understand that "the KEY shows the SCALE" and practiced "scale of 1" language. They can solve "how many more/fewer" problems by subtracting and "in all" problems by adding. They understand both horizontal and vertical orientations.</w:t>
+      </w:r>
+    </w:p>
+    <w:p>
+      <w:pPr>
+        <w:spacing w:before="40" w:after="40"/>
+      </w:pPr>
+      <w:r>
+        <w:rPr>
+          <w:rFonts w:ascii="Calibri" w:hAnsi="Calibri"/>
+          <w:b/>
+          <w:i w:val="0"/>
+        </w:rPr>
+        <w:t xml:space="preserve">Building Toward: </w:t>
+      </w:r>
+      <w:r>
+        <w:rPr>
+          <w:rFonts w:ascii="Calibri" w:hAnsi="Calibri"/>
+          <w:b w:val="0"/>
+          <w:i w:val="0"/>
+        </w:rPr>
+        <w:t>Students will apply their understanding of "each symbol \= multiple items" to scale of 5\. The grouping concept (groups of 2 → groups of 5\) and half-symbol understanding transfer directly. Skip-counting connection becomes more explicit. ---</w:t>
       </w:r>
     </w:p>
     <w:p>
@@ -231,7 +273,7 @@
           <w:b/>
           <w:i w:val="0"/>
         </w:rPr>
-        <w:t xml:space="preserve">• Options:  </w:t>
+        <w:t xml:space="preserve">• Answer option (optional):  </w:t>
       </w:r>
       <w:r>
         <w:rPr>
@@ -241,7 +283,7 @@
           <w:color w:val="6E6E6E"/>
           <w:sz w:val="19"/>
         </w:rPr>
-        <w:t>The available answer choices</w:t>
+        <w:t>The available answer choice, nested under Prompt</w:t>
       </w:r>
     </w:p>
     <w:p>
@@ -413,9 +455,7 @@
         <w:rPr>
           <w:rFonts w:ascii="Calibri" w:hAnsi="Calibri"/>
           <w:b/>
-          <w:i/>
-          <w:color w:val="6E6E6E"/>
-          <w:sz w:val="19"/>
+          <w:i w:val="0"/>
         </w:rPr>
         <w:t xml:space="preserve">Visual: </w:t>
       </w:r>
@@ -423,9 +463,7 @@
         <w:rPr>
           <w:rFonts w:ascii="Calibri" w:hAnsi="Calibri"/>
           <w:b w:val="0"/>
-          <w:i/>
-          <w:color w:val="6E6E6E"/>
-          <w:sz w:val="19"/>
+          <w:i w:val="0"/>
         </w:rPr>
         <w:t>Data table appears showing Cats=8, Dogs=6, Birds=10, Fish=4.</w:t>
       </w:r>
@@ -439,9 +477,7 @@
         <w:rPr>
           <w:rFonts w:ascii="Calibri" w:hAnsi="Calibri"/>
           <w:b/>
-          <w:i/>
-          <w:color w:val="6E6E6E"/>
-          <w:sz w:val="19"/>
+          <w:i w:val="0"/>
         </w:rPr>
         <w:t xml:space="preserve">Visual: </w:t>
       </w:r>
@@ -449,9 +485,7 @@
         <w:rPr>
           <w:rFonts w:ascii="Calibri" w:hAnsi="Calibri"/>
           <w:b w:val="0"/>
-          <w:i/>
-          <w:color w:val="6E6E6E"/>
-          <w:sz w:val="19"/>
+          <w:i w:val="0"/>
         </w:rPr>
         <w:t>Horizontal picture graph appears alongside data table. Pets data. Scale of 2. Cats=4 symbols, Dogs=3 symbols, Birds=5 symbols, Fish=2 symbols. Key visible: Each ⭐ = 2. Scale toggle control visible with options: Each ⭐ = 1 and Each ⭐ = 2.</w:t>
       </w:r>
@@ -524,7 +558,21 @@
     </w:p>
     <w:p>
       <w:pPr>
-        <w:spacing w:before="60" w:after="20"/>
+        <w:spacing w:before="80" w:after="40"/>
+        <w:ind w:left="0"/>
+      </w:pPr>
+      <w:r>
+        <w:rPr>
+          <w:rFonts w:ascii="Calibri" w:hAnsi="Calibri"/>
+          <w:b/>
+          <w:i w:val="0"/>
+        </w:rPr>
+        <w:t>Based on student response:</w:t>
+      </w:r>
+    </w:p>
+    <w:p>
+      <w:pPr>
+        <w:spacing w:before="40" w:after="20"/>
         <w:ind w:left="0"/>
       </w:pPr>
       <w:r>
@@ -554,9 +602,7 @@
         <w:rPr>
           <w:rFonts w:ascii="Calibri" w:hAnsi="Calibri"/>
           <w:b/>
-          <w:i/>
-          <w:color w:val="6E6E6E"/>
-          <w:sz w:val="19"/>
+          <w:i w:val="0"/>
         </w:rPr>
         <w:t xml:space="preserve">Visual: </w:t>
       </w:r>
@@ -564,9 +610,7 @@
         <w:rPr>
           <w:rFonts w:ascii="Calibri" w:hAnsi="Calibri"/>
           <w:b w:val="0"/>
-          <w:i/>
-          <w:color w:val="6E6E6E"/>
-          <w:sz w:val="19"/>
+          <w:i w:val="0"/>
         </w:rPr>
         <w:t>Symbols double in count. Cats: 4 symbols → 8 symbols, Dogs: 3 → 6, Birds: 5 → 10, Fish: 2 → 4. Key updates to Each ⭐ = 1. Animation shows symbols appearing smoothly.</w:t>
       </w:r>
@@ -689,7 +733,21 @@
     </w:p>
     <w:p>
       <w:pPr>
-        <w:spacing w:before="60" w:after="20"/>
+        <w:spacing w:before="80" w:after="40"/>
+        <w:ind w:left="0"/>
+      </w:pPr>
+      <w:r>
+        <w:rPr>
+          <w:rFonts w:ascii="Calibri" w:hAnsi="Calibri"/>
+          <w:b/>
+          <w:i w:val="0"/>
+        </w:rPr>
+        <w:t>Based on student response:</w:t>
+      </w:r>
+    </w:p>
+    <w:p>
+      <w:pPr>
+        <w:spacing w:before="40" w:after="20"/>
         <w:ind w:left="0"/>
       </w:pPr>
       <w:r>
@@ -719,9 +777,7 @@
         <w:rPr>
           <w:rFonts w:ascii="Calibri" w:hAnsi="Calibri"/>
           <w:b/>
-          <w:i/>
-          <w:color w:val="6E6E6E"/>
-          <w:sz w:val="19"/>
+          <w:i w:val="0"/>
         </w:rPr>
         <w:t xml:space="preserve">Visual: </w:t>
       </w:r>
@@ -729,9 +785,7 @@
         <w:rPr>
           <w:rFonts w:ascii="Calibri" w:hAnsi="Calibri"/>
           <w:b w:val="0"/>
-          <w:i/>
-          <w:color w:val="6E6E6E"/>
-          <w:sz w:val="19"/>
+          <w:i w:val="0"/>
         </w:rPr>
         <w:t>Symbols halve in count. Cats: 8 symbols → 4 symbols, Dogs: 6 → 3, Birds: 10 → 5, Fish: 4 → 2. Key updates to Each ⭐ = 2.</w:t>
       </w:r>
@@ -782,8 +836,8 @@
     </w:p>
     <w:p>
       <w:pPr>
-        <w:spacing w:before="60" w:after="20"/>
-        <w:ind w:left="432"/>
+        <w:spacing w:before="40" w:after="20"/>
+        <w:ind w:left="0"/>
       </w:pPr>
       <w:r>
         <w:rPr>
@@ -806,15 +860,13 @@
     <w:p>
       <w:pPr>
         <w:spacing w:before="20" w:after="20"/>
-        <w:ind w:left="720"/>
+        <w:ind w:left="0"/>
       </w:pPr>
       <w:r>
         <w:rPr>
           <w:rFonts w:ascii="Calibri" w:hAnsi="Calibri"/>
           <w:b/>
-          <w:i/>
-          <w:color w:val="6E6E6E"/>
-          <w:sz w:val="19"/>
+          <w:i w:val="0"/>
         </w:rPr>
         <w:t xml:space="preserve">Visual: </w:t>
       </w:r>
@@ -822,9 +874,7 @@
         <w:rPr>
           <w:rFonts w:ascii="Calibri" w:hAnsi="Calibri"/>
           <w:b w:val="0"/>
-          <w:i/>
-          <w:color w:val="6E6E6E"/>
-          <w:sz w:val="19"/>
+          <w:i w:val="0"/>
         </w:rPr>
         <w:t>Highlight Cats on picture_graph_pets</w:t>
       </w:r>
@@ -832,7 +882,7 @@
     <w:p>
       <w:pPr>
         <w:spacing w:before="20" w:after="20"/>
-        <w:ind w:left="720"/>
+        <w:ind w:left="0"/>
       </w:pPr>
       <w:r>
         <w:rPr>
@@ -853,8 +903,8 @@
     </w:p>
     <w:p>
       <w:pPr>
-        <w:spacing w:before="60" w:after="20"/>
-        <w:ind w:left="432"/>
+        <w:spacing w:before="40" w:after="20"/>
+        <w:ind w:left="0"/>
       </w:pPr>
       <w:r>
         <w:rPr>
@@ -877,15 +927,13 @@
     <w:p>
       <w:pPr>
         <w:spacing w:before="20" w:after="20"/>
-        <w:ind w:left="720"/>
+        <w:ind w:left="0"/>
       </w:pPr>
       <w:r>
         <w:rPr>
           <w:rFonts w:ascii="Calibri" w:hAnsi="Calibri"/>
           <w:b/>
-          <w:i/>
-          <w:color w:val="6E6E6E"/>
-          <w:sz w:val="19"/>
+          <w:i w:val="0"/>
         </w:rPr>
         <w:t xml:space="preserve">Visual: </w:t>
       </w:r>
@@ -893,9 +941,7 @@
         <w:rPr>
           <w:rFonts w:ascii="Calibri" w:hAnsi="Calibri"/>
           <w:b w:val="0"/>
-          <w:i/>
-          <w:color w:val="6E6E6E"/>
-          <w:sz w:val="19"/>
+          <w:i w:val="0"/>
         </w:rPr>
         <w:t>Graph shows scale of 1 (8 symbols for Cats) then scale of 2 (4 symbols for Cats) side by side, with labels.</w:t>
       </w:r>
@@ -903,7 +949,7 @@
     <w:p>
       <w:pPr>
         <w:spacing w:before="20" w:after="20"/>
-        <w:ind w:left="720"/>
+        <w:ind w:left="0"/>
       </w:pPr>
       <w:r>
         <w:rPr>
@@ -925,7 +971,7 @@
     <w:p>
       <w:pPr>
         <w:spacing w:before="20" w:after="20"/>
-        <w:ind w:left="720"/>
+        <w:ind w:left="0"/>
       </w:pPr>
       <w:r>
         <w:rPr>
@@ -962,9 +1008,7 @@
         <w:rPr>
           <w:rFonts w:ascii="Calibri" w:hAnsi="Calibri"/>
           <w:b/>
-          <w:i/>
-          <w:color w:val="6E6E6E"/>
-          <w:sz w:val="19"/>
+          <w:i w:val="0"/>
         </w:rPr>
         <w:t xml:space="preserve">Visual: </w:t>
       </w:r>
@@ -972,9 +1016,7 @@
         <w:rPr>
           <w:rFonts w:ascii="Calibri" w:hAnsi="Calibri"/>
           <w:b w:val="0"/>
-          <w:i/>
-          <w:color w:val="6E6E6E"/>
-          <w:sz w:val="19"/>
+          <w:i w:val="0"/>
         </w:rPr>
         <w:t>New picture graph context appears. Key visible: Each symbol = 2. No data table visible. Clean display showing the key prominently.</w:t>
       </w:r>
@@ -1103,7 +1145,21 @@
     </w:p>
     <w:p>
       <w:pPr>
-        <w:spacing w:before="60" w:after="20"/>
+        <w:spacing w:before="80" w:after="40"/>
+        <w:ind w:left="0"/>
+      </w:pPr>
+      <w:r>
+        <w:rPr>
+          <w:rFonts w:ascii="Calibri" w:hAnsi="Calibri"/>
+          <w:b/>
+          <w:i w:val="0"/>
+        </w:rPr>
+        <w:t>Based on student response:</w:t>
+      </w:r>
+    </w:p>
+    <w:p>
+      <w:pPr>
+        <w:spacing w:before="40" w:after="20"/>
         <w:ind w:left="0"/>
       </w:pPr>
       <w:r>
@@ -1148,8 +1204,8 @@
     </w:p>
     <w:p>
       <w:pPr>
-        <w:spacing w:before="60" w:after="20"/>
-        <w:ind w:left="432"/>
+        <w:spacing w:before="40" w:after="20"/>
+        <w:ind w:left="0"/>
       </w:pPr>
       <w:r>
         <w:rPr>
@@ -1172,15 +1228,13 @@
     <w:p>
       <w:pPr>
         <w:spacing w:before="20" w:after="20"/>
-        <w:ind w:left="720"/>
+        <w:ind w:left="0"/>
       </w:pPr>
       <w:r>
         <w:rPr>
           <w:rFonts w:ascii="Calibri" w:hAnsi="Calibri"/>
           <w:b/>
-          <w:i/>
-          <w:color w:val="6E6E6E"/>
-          <w:sz w:val="19"/>
+          <w:i w:val="0"/>
         </w:rPr>
         <w:t xml:space="preserve">Visual: </w:t>
       </w:r>
@@ -1188,9 +1242,7 @@
         <w:rPr>
           <w:rFonts w:ascii="Calibri" w:hAnsi="Calibri"/>
           <w:b w:val="0"/>
-          <w:i/>
-          <w:color w:val="6E6E6E"/>
-          <w:sz w:val="19"/>
+          <w:i w:val="0"/>
         </w:rPr>
         <w:t>The selected odd number highlights.</w:t>
       </w:r>
@@ -1198,7 +1250,7 @@
     <w:p>
       <w:pPr>
         <w:spacing w:before="20" w:after="20"/>
-        <w:ind w:left="720"/>
+        <w:ind w:left="0"/>
       </w:pPr>
       <w:r>
         <w:rPr>
@@ -1219,8 +1271,8 @@
     </w:p>
     <w:p>
       <w:pPr>
-        <w:spacing w:before="60" w:after="20"/>
-        <w:ind w:left="432"/>
+        <w:spacing w:before="40" w:after="20"/>
+        <w:ind w:left="0"/>
       </w:pPr>
       <w:r>
         <w:rPr>
@@ -1243,15 +1295,13 @@
     <w:p>
       <w:pPr>
         <w:spacing w:before="20" w:after="20"/>
-        <w:ind w:left="720"/>
+        <w:ind w:left="0"/>
       </w:pPr>
       <w:r>
         <w:rPr>
           <w:rFonts w:ascii="Calibri" w:hAnsi="Calibri"/>
           <w:b/>
-          <w:i/>
-          <w:color w:val="6E6E6E"/>
-          <w:sz w:val="19"/>
+          <w:i w:val="0"/>
         </w:rPr>
         <w:t xml:space="preserve">Visual: </w:t>
       </w:r>
@@ -1259,9 +1309,7 @@
         <w:rPr>
           <w:rFonts w:ascii="Calibri" w:hAnsi="Calibri"/>
           <w:b w:val="0"/>
-          <w:i/>
-          <w:color w:val="6E6E6E"/>
-          <w:sz w:val="19"/>
+          <w:i w:val="0"/>
         </w:rPr>
         <w:t>Key pulses: Each symbol = 2.</w:t>
       </w:r>
@@ -1269,7 +1317,7 @@
     <w:p>
       <w:pPr>
         <w:spacing w:before="20" w:after="20"/>
-        <w:ind w:left="720"/>
+        <w:ind w:left="0"/>
       </w:pPr>
       <w:r>
         <w:rPr>
@@ -1290,8 +1338,8 @@
     </w:p>
     <w:p>
       <w:pPr>
-        <w:spacing w:before="60" w:after="20"/>
-        <w:ind w:left="432"/>
+        <w:spacing w:before="40" w:after="20"/>
+        <w:ind w:left="0"/>
       </w:pPr>
       <w:r>
         <w:rPr>
@@ -1314,15 +1362,13 @@
     <w:p>
       <w:pPr>
         <w:spacing w:before="20" w:after="20"/>
-        <w:ind w:left="720"/>
+        <w:ind w:left="0"/>
       </w:pPr>
       <w:r>
         <w:rPr>
           <w:rFonts w:ascii="Calibri" w:hAnsi="Calibri"/>
           <w:b/>
-          <w:i/>
-          <w:color w:val="6E6E6E"/>
-          <w:sz w:val="19"/>
+          <w:i w:val="0"/>
         </w:rPr>
         <w:t xml:space="preserve">Visual: </w:t>
       </w:r>
@@ -1330,9 +1376,7 @@
         <w:rPr>
           <w:rFonts w:ascii="Calibri" w:hAnsi="Calibri"/>
           <w:b w:val="0"/>
-          <w:i/>
-          <w:color w:val="6E6E6E"/>
-          <w:sz w:val="19"/>
+          <w:i w:val="0"/>
         </w:rPr>
         <w:t>Odd numbers in the list pulse briefly.</w:t>
       </w:r>
@@ -1340,7 +1384,7 @@
     <w:p>
       <w:pPr>
         <w:spacing w:before="20" w:after="20"/>
-        <w:ind w:left="720"/>
+        <w:ind w:left="0"/>
       </w:pPr>
       <w:r>
         <w:rPr>
@@ -1361,8 +1405,8 @@
     </w:p>
     <w:p>
       <w:pPr>
-        <w:spacing w:before="60" w:after="20"/>
-        <w:ind w:left="432"/>
+        <w:spacing w:before="40" w:after="20"/>
+        <w:ind w:left="0"/>
       </w:pPr>
       <w:r>
         <w:rPr>
@@ -1385,15 +1429,13 @@
     <w:p>
       <w:pPr>
         <w:spacing w:before="20" w:after="20"/>
-        <w:ind w:left="720"/>
+        <w:ind w:left="0"/>
       </w:pPr>
       <w:r>
         <w:rPr>
           <w:rFonts w:ascii="Calibri" w:hAnsi="Calibri"/>
           <w:b/>
-          <w:i/>
-          <w:color w:val="6E6E6E"/>
-          <w:sz w:val="19"/>
+          <w:i w:val="0"/>
         </w:rPr>
         <w:t xml:space="preserve">Visual: </w:t>
       </w:r>
@@ -1401,9 +1443,7 @@
         <w:rPr>
           <w:rFonts w:ascii="Calibri" w:hAnsi="Calibri"/>
           <w:b w:val="0"/>
-          <w:i/>
-          <w:color w:val="6E6E6E"/>
-          <w:sz w:val="19"/>
+          <w:i w:val="0"/>
         </w:rPr>
         <w:t>7 and 9 highlight and pulse to confirm they are the odd numbers.</w:t>
       </w:r>
@@ -1411,7 +1451,7 @@
     <w:p>
       <w:pPr>
         <w:spacing w:before="20" w:after="20"/>
-        <w:ind w:left="720"/>
+        <w:ind w:left="0"/>
       </w:pPr>
       <w:r>
         <w:rPr>
@@ -1554,7 +1594,21 @@
     </w:p>
     <w:p>
       <w:pPr>
-        <w:spacing w:before="60" w:after="20"/>
+        <w:spacing w:before="80" w:after="40"/>
+        <w:ind w:left="0"/>
+      </w:pPr>
+      <w:r>
+        <w:rPr>
+          <w:rFonts w:ascii="Calibri" w:hAnsi="Calibri"/>
+          <w:b/>
+          <w:i w:val="0"/>
+        </w:rPr>
+        <w:t>Based on student response:</w:t>
+      </w:r>
+    </w:p>
+    <w:p>
+      <w:pPr>
+        <w:spacing w:before="40" w:after="20"/>
         <w:ind w:left="0"/>
       </w:pPr>
       <w:r>
@@ -1599,8 +1653,8 @@
     </w:p>
     <w:p>
       <w:pPr>
-        <w:spacing w:before="60" w:after="20"/>
-        <w:ind w:left="432"/>
+        <w:spacing w:before="40" w:after="20"/>
+        <w:ind w:left="0"/>
       </w:pPr>
       <w:r>
         <w:rPr>
@@ -1623,15 +1677,13 @@
     <w:p>
       <w:pPr>
         <w:spacing w:before="20" w:after="20"/>
-        <w:ind w:left="720"/>
+        <w:ind w:left="0"/>
       </w:pPr>
       <w:r>
         <w:rPr>
           <w:rFonts w:ascii="Calibri" w:hAnsi="Calibri"/>
           <w:b/>
-          <w:i/>
-          <w:color w:val="6E6E6E"/>
-          <w:sz w:val="19"/>
+          <w:i w:val="0"/>
         </w:rPr>
         <w:t xml:space="preserve">Visual: </w:t>
       </w:r>
@@ -1639,9 +1691,7 @@
         <w:rPr>
           <w:rFonts w:ascii="Calibri" w:hAnsi="Calibri"/>
           <w:b w:val="0"/>
-          <w:i/>
-          <w:color w:val="6E6E6E"/>
-          <w:sz w:val="19"/>
+          <w:i w:val="0"/>
         </w:rPr>
         <w:t>Key pulses: Each symbol = 2.</w:t>
       </w:r>
@@ -1649,7 +1699,7 @@
     <w:p>
       <w:pPr>
         <w:spacing w:before="20" w:after="20"/>
-        <w:ind w:left="720"/>
+        <w:ind w:left="0"/>
       </w:pPr>
       <w:r>
         <w:rPr>
@@ -1670,8 +1720,8 @@
     </w:p>
     <w:p>
       <w:pPr>
-        <w:spacing w:before="60" w:after="20"/>
-        <w:ind w:left="432"/>
+        <w:spacing w:before="40" w:after="20"/>
+        <w:ind w:left="0"/>
       </w:pPr>
       <w:r>
         <w:rPr>
@@ -1694,15 +1744,13 @@
     <w:p>
       <w:pPr>
         <w:spacing w:before="20" w:after="20"/>
-        <w:ind w:left="720"/>
+        <w:ind w:left="0"/>
       </w:pPr>
       <w:r>
         <w:rPr>
           <w:rFonts w:ascii="Calibri" w:hAnsi="Calibri"/>
           <w:b/>
-          <w:i/>
-          <w:color w:val="6E6E6E"/>
-          <w:sz w:val="19"/>
+          <w:i w:val="0"/>
         </w:rPr>
         <w:t xml:space="preserve">Visual: </w:t>
       </w:r>
@@ -1710,9 +1758,7 @@
         <w:rPr>
           <w:rFonts w:ascii="Calibri" w:hAnsi="Calibri"/>
           <w:b w:val="0"/>
-          <w:i/>
-          <w:color w:val="6E6E6E"/>
-          <w:sz w:val="19"/>
+          <w:i w:val="0"/>
         </w:rPr>
         <w:t>Key pulses: Each symbol = 2.</w:t>
       </w:r>
@@ -1720,7 +1766,7 @@
     <w:p>
       <w:pPr>
         <w:spacing w:before="20" w:after="20"/>
-        <w:ind w:left="720"/>
+        <w:ind w:left="0"/>
       </w:pPr>
       <w:r>
         <w:rPr>
@@ -1741,8 +1787,8 @@
     </w:p>
     <w:p>
       <w:pPr>
-        <w:spacing w:before="60" w:after="20"/>
-        <w:ind w:left="432"/>
+        <w:spacing w:before="40" w:after="20"/>
+        <w:ind w:left="0"/>
       </w:pPr>
       <w:r>
         <w:rPr>
@@ -1765,15 +1811,13 @@
     <w:p>
       <w:pPr>
         <w:spacing w:before="20" w:after="20"/>
-        <w:ind w:left="720"/>
+        <w:ind w:left="0"/>
       </w:pPr>
       <w:r>
         <w:rPr>
           <w:rFonts w:ascii="Calibri" w:hAnsi="Calibri"/>
           <w:b/>
-          <w:i/>
-          <w:color w:val="6E6E6E"/>
-          <w:sz w:val="19"/>
+          <w:i w:val="0"/>
         </w:rPr>
         <w:t xml:space="preserve">Visual: </w:t>
       </w:r>
@@ -1781,9 +1825,7 @@
         <w:rPr>
           <w:rFonts w:ascii="Calibri" w:hAnsi="Calibri"/>
           <w:b w:val="0"/>
-          <w:i/>
-          <w:color w:val="6E6E6E"/>
-          <w:sz w:val="19"/>
+          <w:i w:val="0"/>
         </w:rPr>
         <w:t>Key highlights: Each symbol = 2.</w:t>
       </w:r>
@@ -1791,7 +1833,7 @@
     <w:p>
       <w:pPr>
         <w:spacing w:before="20" w:after="20"/>
-        <w:ind w:left="720"/>
+        <w:ind w:left="0"/>
       </w:pPr>
       <w:r>
         <w:rPr>
@@ -1812,8 +1854,8 @@
     </w:p>
     <w:p>
       <w:pPr>
-        <w:spacing w:before="60" w:after="20"/>
-        <w:ind w:left="432"/>
+        <w:spacing w:before="40" w:after="20"/>
+        <w:ind w:left="0"/>
       </w:pPr>
       <w:r>
         <w:rPr>
@@ -1836,15 +1878,13 @@
     <w:p>
       <w:pPr>
         <w:spacing w:before="20" w:after="20"/>
-        <w:ind w:left="720"/>
+        <w:ind w:left="0"/>
       </w:pPr>
       <w:r>
         <w:rPr>
           <w:rFonts w:ascii="Calibri" w:hAnsi="Calibri"/>
           <w:b/>
-          <w:i/>
-          <w:color w:val="6E6E6E"/>
-          <w:sz w:val="19"/>
+          <w:i w:val="0"/>
         </w:rPr>
         <w:t xml:space="preserve">Visual: </w:t>
       </w:r>
@@ -1852,9 +1892,7 @@
         <w:rPr>
           <w:rFonts w:ascii="Calibri" w:hAnsi="Calibri"/>
           <w:b w:val="0"/>
-          <w:i/>
-          <w:color w:val="6E6E6E"/>
-          <w:sz w:val="19"/>
+          <w:i w:val="0"/>
         </w:rPr>
         <w:t>Key animates: full symbol labeled '2', half-symbol labeled '1'.</w:t>
       </w:r>
@@ -1862,7 +1900,7 @@
     <w:p>
       <w:pPr>
         <w:spacing w:before="20" w:after="20"/>
-        <w:ind w:left="720"/>
+        <w:ind w:left="0"/>
       </w:pPr>
       <w:r>
         <w:rPr>
@@ -1899,9 +1937,7 @@
         <w:rPr>
           <w:rFonts w:ascii="Calibri" w:hAnsi="Calibri"/>
           <w:b/>
-          <w:i/>
-          <w:color w:val="6E6E6E"/>
-          <w:sz w:val="19"/>
+          <w:i w:val="0"/>
         </w:rPr>
         <w:t xml:space="preserve">Visual: </w:t>
       </w:r>
@@ -1909,9 +1945,7 @@
         <w:rPr>
           <w:rFonts w:ascii="Calibri" w:hAnsi="Calibri"/>
           <w:b w:val="0"/>
-          <w:i/>
-          <w:color w:val="6E6E6E"/>
-          <w:sz w:val="19"/>
+          <w:i w:val="0"/>
         </w:rPr>
         <w:t>Picture graph at scale of 1 appears. Cats=8 symbols, Dogs=6, Birds=10, Fish=4. Key visible: Each ⭐ = 1.</w:t>
       </w:r>
@@ -1925,9 +1959,7 @@
         <w:rPr>
           <w:rFonts w:ascii="Calibri" w:hAnsi="Calibri"/>
           <w:b/>
-          <w:i/>
-          <w:color w:val="6E6E6E"/>
-          <w:sz w:val="19"/>
+          <w:i w:val="0"/>
         </w:rPr>
         <w:t xml:space="preserve">Visual: </w:t>
       </w:r>
@@ -1935,9 +1967,7 @@
         <w:rPr>
           <w:rFonts w:ascii="Calibri" w:hAnsi="Calibri"/>
           <w:b w:val="0"/>
-          <w:i/>
-          <w:color w:val="6E6E6E"/>
-          <w:sz w:val="19"/>
+          <w:i w:val="0"/>
         </w:rPr>
         <w:t>Picture graph at scale of 2 appears alongside scale of 1 graph. Same pets data. Cats=4 symbols, Dogs=3, Birds=5, Fish=2. Key visible: Each ⭐ = 2. Side-by-side comparison display.</w:t>
       </w:r>
@@ -2066,7 +2096,21 @@
     </w:p>
     <w:p>
       <w:pPr>
-        <w:spacing w:before="60" w:after="20"/>
+        <w:spacing w:before="80" w:after="40"/>
+        <w:ind w:left="0"/>
+      </w:pPr>
+      <w:r>
+        <w:rPr>
+          <w:rFonts w:ascii="Calibri" w:hAnsi="Calibri"/>
+          <w:b/>
+          <w:i w:val="0"/>
+        </w:rPr>
+        <w:t>Based on student response:</w:t>
+      </w:r>
+    </w:p>
+    <w:p>
+      <w:pPr>
+        <w:spacing w:before="40" w:after="20"/>
         <w:ind w:left="0"/>
       </w:pPr>
       <w:r>
@@ -2133,8 +2177,8 @@
     </w:p>
     <w:p>
       <w:pPr>
-        <w:spacing w:before="60" w:after="20"/>
-        <w:ind w:left="432"/>
+        <w:spacing w:before="40" w:after="20"/>
+        <w:ind w:left="0"/>
       </w:pPr>
       <w:r>
         <w:rPr>
@@ -2157,15 +2201,13 @@
     <w:p>
       <w:pPr>
         <w:spacing w:before="20" w:after="20"/>
-        <w:ind w:left="720"/>
+        <w:ind w:left="0"/>
       </w:pPr>
       <w:r>
         <w:rPr>
           <w:rFonts w:ascii="Calibri" w:hAnsi="Calibri"/>
           <w:b/>
-          <w:i/>
-          <w:color w:val="6E6E6E"/>
-          <w:sz w:val="19"/>
+          <w:i w:val="0"/>
         </w:rPr>
         <w:t xml:space="preserve">Visual: </w:t>
       </w:r>
@@ -2173,9 +2215,7 @@
         <w:rPr>
           <w:rFonts w:ascii="Calibri" w:hAnsi="Calibri"/>
           <w:b w:val="0"/>
-          <w:i/>
-          <w:color w:val="6E6E6E"/>
-          <w:sz w:val="19"/>
+          <w:i w:val="0"/>
         </w:rPr>
         <w:t>Update picture_graph_pets_scale1</w:t>
       </w:r>
@@ -2183,7 +2223,7 @@
     <w:p>
       <w:pPr>
         <w:spacing w:before="20" w:after="20"/>
-        <w:ind w:left="720"/>
+        <w:ind w:left="0"/>
       </w:pPr>
       <w:r>
         <w:rPr>
@@ -2204,8 +2244,8 @@
     </w:p>
     <w:p>
       <w:pPr>
-        <w:spacing w:before="60" w:after="20"/>
-        <w:ind w:left="432"/>
+        <w:spacing w:before="40" w:after="20"/>
+        <w:ind w:left="0"/>
       </w:pPr>
       <w:r>
         <w:rPr>
@@ -2228,15 +2268,13 @@
     <w:p>
       <w:pPr>
         <w:spacing w:before="20" w:after="20"/>
-        <w:ind w:left="720"/>
+        <w:ind w:left="0"/>
       </w:pPr>
       <w:r>
         <w:rPr>
           <w:rFonts w:ascii="Calibri" w:hAnsi="Calibri"/>
           <w:b/>
-          <w:i/>
-          <w:color w:val="6E6E6E"/>
-          <w:sz w:val="19"/>
+          <w:i w:val="0"/>
         </w:rPr>
         <w:t xml:space="preserve">Visual: </w:t>
       </w:r>
@@ -2244,9 +2282,7 @@
         <w:rPr>
           <w:rFonts w:ascii="Calibri" w:hAnsi="Calibri"/>
           <w:b w:val="0"/>
-          <w:i/>
-          <w:color w:val="6E6E6E"/>
-          <w:sz w:val="19"/>
+          <w:i w:val="0"/>
         </w:rPr>
         <w:t>Update picture_graph_pets_scale2</w:t>
       </w:r>
@@ -2254,7 +2290,7 @@
     <w:p>
       <w:pPr>
         <w:spacing w:before="20" w:after="20"/>
-        <w:ind w:left="720"/>
+        <w:ind w:left="0"/>
       </w:pPr>
       <w:r>
         <w:rPr>
@@ -2275,8 +2311,8 @@
     </w:p>
     <w:p>
       <w:pPr>
-        <w:spacing w:before="60" w:after="20"/>
-        <w:ind w:left="432"/>
+        <w:spacing w:before="40" w:after="20"/>
+        <w:ind w:left="0"/>
       </w:pPr>
       <w:r>
         <w:rPr>
@@ -2299,15 +2335,13 @@
     <w:p>
       <w:pPr>
         <w:spacing w:before="20" w:after="20"/>
-        <w:ind w:left="720"/>
+        <w:ind w:left="0"/>
       </w:pPr>
       <w:r>
         <w:rPr>
           <w:rFonts w:ascii="Calibri" w:hAnsi="Calibri"/>
           <w:b/>
-          <w:i/>
-          <w:color w:val="6E6E6E"/>
-          <w:sz w:val="19"/>
+          <w:i w:val="0"/>
         </w:rPr>
         <w:t xml:space="preserve">Visual: </w:t>
       </w:r>
@@ -2315,9 +2349,7 @@
         <w:rPr>
           <w:rFonts w:ascii="Calibri" w:hAnsi="Calibri"/>
           <w:b w:val="0"/>
-          <w:i/>
-          <w:color w:val="6E6E6E"/>
-          <w:sz w:val="19"/>
+          <w:i w:val="0"/>
         </w:rPr>
         <w:t>Update picture_graph_pets_scale1</w:t>
       </w:r>
@@ -2325,7 +2357,7 @@
     <w:p>
       <w:pPr>
         <w:spacing w:before="20" w:after="20"/>
-        <w:ind w:left="720"/>
+        <w:ind w:left="0"/>
       </w:pPr>
       <w:r>
         <w:rPr>
@@ -2346,8 +2378,8 @@
     </w:p>
     <w:p>
       <w:pPr>
-        <w:spacing w:before="60" w:after="20"/>
-        <w:ind w:left="432"/>
+        <w:spacing w:before="40" w:after="20"/>
+        <w:ind w:left="0"/>
       </w:pPr>
       <w:r>
         <w:rPr>
@@ -2370,15 +2402,13 @@
     <w:p>
       <w:pPr>
         <w:spacing w:before="20" w:after="20"/>
-        <w:ind w:left="720"/>
+        <w:ind w:left="0"/>
       </w:pPr>
       <w:r>
         <w:rPr>
           <w:rFonts w:ascii="Calibri" w:hAnsi="Calibri"/>
           <w:b/>
-          <w:i/>
-          <w:color w:val="6E6E6E"/>
-          <w:sz w:val="19"/>
+          <w:i w:val="0"/>
         </w:rPr>
         <w:t xml:space="preserve">Visual: </w:t>
       </w:r>
@@ -2386,9 +2416,7 @@
         <w:rPr>
           <w:rFonts w:ascii="Calibri" w:hAnsi="Calibri"/>
           <w:b w:val="0"/>
-          <w:i/>
-          <w:color w:val="6E6E6E"/>
-          <w:sz w:val="19"/>
+          <w:i w:val="0"/>
         </w:rPr>
         <w:t>Key pulses showing 'Each ⭐ = 1', then Cats row highlights showing 8 symbols = 8 pets</w:t>
       </w:r>
@@ -2396,7 +2424,7 @@
     <w:p>
       <w:pPr>
         <w:spacing w:before="20" w:after="20"/>
-        <w:ind w:left="720"/>
+        <w:ind w:left="0"/>
       </w:pPr>
       <w:r>
         <w:rPr>
@@ -2433,9 +2461,7 @@
         <w:rPr>
           <w:rFonts w:ascii="Calibri" w:hAnsi="Calibri"/>
           <w:b/>
-          <w:i/>
-          <w:color w:val="6E6E6E"/>
-          <w:sz w:val="19"/>
+          <w:i w:val="0"/>
         </w:rPr>
         <w:t xml:space="preserve">Visual: </w:t>
       </w:r>
@@ -2443,9 +2469,7 @@
         <w:rPr>
           <w:rFonts w:ascii="Calibri" w:hAnsi="Calibri"/>
           <w:b w:val="0"/>
-          <w:i/>
-          <w:color w:val="6E6E6E"/>
-          <w:sz w:val="19"/>
+          <w:i w:val="0"/>
         </w:rPr>
         <w:t>Static frame from student's Warmup data transformation appears briefly. Shows items grouped by 2s becoming symbols on a picture graph.</w:t>
       </w:r>
@@ -2481,9 +2505,7 @@
         <w:rPr>
           <w:rFonts w:ascii="Calibri" w:hAnsi="Calibri"/>
           <w:b/>
-          <w:i/>
-          <w:color w:val="6E6E6E"/>
-          <w:sz w:val="19"/>
+          <w:i w:val="0"/>
         </w:rPr>
         <w:t xml:space="preserve">Visual: </w:t>
       </w:r>
@@ -2491,9 +2513,7 @@
         <w:rPr>
           <w:rFonts w:ascii="Calibri" w:hAnsi="Calibri"/>
           <w:b w:val="0"/>
-          <w:i/>
-          <w:color w:val="6E6E6E"/>
-          <w:sz w:val="19"/>
+          <w:i w:val="0"/>
         </w:rPr>
         <w:t>Remove grouping_animation_warmup</w:t>
       </w:r>
@@ -2507,9 +2527,7 @@
         <w:rPr>
           <w:rFonts w:ascii="Calibri" w:hAnsi="Calibri"/>
           <w:b/>
-          <w:i/>
-          <w:color w:val="6E6E6E"/>
-          <w:sz w:val="19"/>
+          <w:i w:val="0"/>
         </w:rPr>
         <w:t xml:space="preserve">Visual: </w:t>
       </w:r>
@@ -2517,9 +2535,7 @@
         <w:rPr>
           <w:rFonts w:ascii="Calibri" w:hAnsi="Calibri"/>
           <w:b w:val="0"/>
-          <w:i/>
-          <w:color w:val="6E6E6E"/>
-          <w:sz w:val="19"/>
+          <w:i w:val="0"/>
         </w:rPr>
         <w:t>A completed 1:2 picture graph from the Lesson appears. Visual bookend showing student's work. Clean, complete display with key visible.</w:t>
       </w:r>
